--- a/docs/answers/as-introtologic.docx
+++ b/docs/answers/as-introtologic.docx
@@ -52,7 +52,7 @@
         </w:rPr>
         <w:t xml:space="preserve"> </w:t>
       </w:r>
-      <w:hyperlink r:id="rId20">
+      <w:hyperlink r:id="rId9">
         <w:r>
           <w:rPr>
             <w:rStyle w:val="Hyperlink"/>
@@ -75,7 +75,7 @@
         <w:t xml:space="preserve">Please attempt the questions before reading these answers!</w:t>
       </w:r>
     </w:p>
-    <w:bookmarkStart w:id="21" w:name="q1-propositions"/>
+    <w:bookmarkStart w:id="10" w:name="q1-propositions"/>
     <w:p>
       <w:pPr>
         <w:pStyle w:val="Heading2"/>
@@ -164,13 +164,7 @@
         </m:r>
       </m:oMath>
       <w:r>
-        <w:t xml:space="preserve">”</w:t>
-      </w:r>
-      <w:r>
-        <w:t xml:space="preserve"> </w:t>
-      </w:r>
-      <w:r>
-        <w:t xml:space="preserve">is a proposition.</w:t>
+        <w:t xml:space="preserve">” is a proposition.</w:t>
       </w:r>
     </w:p>
     <w:p>
@@ -188,13 +182,7 @@
         <w:t xml:space="preserve"> </w:t>
       </w:r>
       <w:r>
-        <w:t xml:space="preserve">“Please give me a cheeseburger”</w:t>
-      </w:r>
-      <w:r>
-        <w:t xml:space="preserve"> </w:t>
-      </w:r>
-      <w:r>
-        <w:t xml:space="preserve">is not a proposition.</w:t>
+        <w:t xml:space="preserve">“Please give me a cheeseburger” is not a proposition.</w:t>
       </w:r>
     </w:p>
     <w:p>
@@ -212,13 +200,7 @@
         <w:t xml:space="preserve"> </w:t>
       </w:r>
       <w:r>
-        <w:t xml:space="preserve">“What are your burger toppings?”</w:t>
-      </w:r>
-      <w:r>
-        <w:t xml:space="preserve"> </w:t>
-      </w:r>
-      <w:r>
-        <w:t xml:space="preserve">is not a proposition.</w:t>
+        <w:t xml:space="preserve">“What are your burger toppings?” is not a proposition.</w:t>
       </w:r>
     </w:p>
     <w:p>
@@ -236,13 +218,7 @@
         <w:t xml:space="preserve"> </w:t>
       </w:r>
       <w:r>
-        <w:t xml:space="preserve">“Some customers prefer vegan burgers”</w:t>
-      </w:r>
-      <w:r>
-        <w:t xml:space="preserve"> </w:t>
-      </w:r>
-      <w:r>
-        <w:t xml:space="preserve">is a proposition.</w:t>
+        <w:t xml:space="preserve">“Some customers prefer vegan burgers” is a proposition.</w:t>
       </w:r>
     </w:p>
     <w:p>
@@ -260,13 +236,7 @@
         <w:t xml:space="preserve"> </w:t>
       </w:r>
       <w:r>
-        <w:t xml:space="preserve">“Are the fries sold out?”</w:t>
-      </w:r>
-      <w:r>
-        <w:t xml:space="preserve"> </w:t>
-      </w:r>
-      <w:r>
-        <w:t xml:space="preserve">is not a proposition.</w:t>
+        <w:t xml:space="preserve">“Are the fries sold out?” is not a proposition.</w:t>
       </w:r>
     </w:p>
     <w:p>
@@ -284,17 +254,11 @@
         <w:t xml:space="preserve"> </w:t>
       </w:r>
       <w:r>
-        <w:t xml:space="preserve">“The fries are sold out”</w:t>
-      </w:r>
-      <w:r>
-        <w:t xml:space="preserve"> </w:t>
-      </w:r>
-      <w:r>
-        <w:t xml:space="preserve">is a proposition.</w:t>
+        <w:t xml:space="preserve">“The fries are sold out” is a proposition.</w:t>
       </w:r>
     </w:p>
-    <w:bookmarkEnd w:id="21"/>
-    <w:bookmarkStart w:id="22" w:name="q2-connectives"/>
+    <w:bookmarkEnd w:id="10"/>
+    <w:bookmarkStart w:id="11" w:name="q2-connectives"/>
     <w:p>
       <w:pPr>
         <w:pStyle w:val="Heading2"/>
@@ -592,35 +556,37 @@
           </m:rPr>
           <m:t>→</m:t>
         </m:r>
-        <m:d>
-          <m:dPr>
-            <m:begChr m:val="("/>
-            <m:sepChr m:val=""/>
-            <m:endChr m:val=")"/>
-            <m:grow/>
-          </m:dPr>
-          <m:e>
-            <m:r>
-              <m:t>Q</m:t>
-            </m:r>
-            <m:r>
-              <m:rPr>
-                <m:sty m:val="p"/>
-              </m:rPr>
-              <m:t>∧</m:t>
-            </m:r>
-            <m:r>
-              <m:t>R</m:t>
-            </m:r>
-          </m:e>
-        </m:d>
+        <m:r>
+          <m:rPr>
+            <m:sty m:val="p"/>
+          </m:rPr>
+          <m:t>(</m:t>
+        </m:r>
+        <m:r>
+          <m:t>Q</m:t>
+        </m:r>
+        <m:r>
+          <m:rPr>
+            <m:sty m:val="p"/>
+          </m:rPr>
+          <m:t>∧</m:t>
+        </m:r>
+        <m:r>
+          <m:t>R</m:t>
+        </m:r>
+        <m:r>
+          <m:rPr>
+            <m:sty m:val="p"/>
+          </m:rPr>
+          <m:t>)</m:t>
+        </m:r>
       </m:oMath>
       <w:r>
         <w:t xml:space="preserve">.</w:t>
       </w:r>
     </w:p>
-    <w:bookmarkEnd w:id="22"/>
-    <w:bookmarkStart w:id="23" w:name="q3-truth-tables"/>
+    <w:bookmarkEnd w:id="11"/>
+    <w:bookmarkStart w:id="12" w:name="q3-truth-tables"/>
     <w:p>
       <w:pPr>
         <w:pStyle w:val="Heading2"/>
@@ -652,419 +618,6 @@
             <m:sty m:val="p"/>
           </m:rPr>
           <m:t>→</m:t>
-        </m:r>
-        <m:r>
-          <m:t>Q</m:t>
-        </m:r>
-      </m:oMath>
-    </w:p>
-    <w:p>
-      <w:pPr>
-        <w:pStyle w:val="SourceCode"/>
-      </w:pPr>
-      <w:r>
-        <w:rPr>
-          <w:rStyle w:val="VerbatimChar"/>
-        </w:rPr>
-        <w:t xml:space="preserve">Warning: package 'knitr' was built under R version 4.5.2</w:t>
-      </w:r>
-    </w:p>
-    <w:tbl>
-      <w:tblPr>
-        <w:tblStyle w:val="Table"/>
-        <w:tblW w:type="auto" w:w="0"/>
-        <w:tblLook w:firstRow="1" w:lastRow="0" w:firstColumn="0" w:lastColumn="0" w:noHBand="0" w:noVBand="0" w:val="0020"/>
-      </w:tblPr>
-      <w:tblGrid>
-        <w:gridCol w:w="2640"/>
-        <w:gridCol w:w="2640"/>
-        <w:gridCol w:w="2640"/>
-      </w:tblGrid>
-      <w:tr>
-        <w:trPr>
-          <w:tblHeader w:val="on"/>
-        </w:trPr>
-        <w:tc>
-          <w:tcPr/>
-          <w:p>
-            <w:pPr>
-              <w:pStyle w:val="Compact"/>
-              <w:jc w:val="left"/>
-            </w:pPr>
-            <m:oMath>
-              <m:r>
-                <m:t>P</m:t>
-              </m:r>
-            </m:oMath>
-          </w:p>
-        </w:tc>
-        <w:tc>
-          <w:tcPr/>
-          <w:p>
-            <w:pPr>
-              <w:pStyle w:val="Compact"/>
-              <w:jc w:val="left"/>
-            </w:pPr>
-            <m:oMath>
-              <m:r>
-                <m:t>Q</m:t>
-              </m:r>
-            </m:oMath>
-          </w:p>
-        </w:tc>
-        <w:tc>
-          <w:tcPr/>
-          <w:p>
-            <w:pPr>
-              <w:pStyle w:val="Compact"/>
-              <w:jc w:val="left"/>
-            </w:pPr>
-            <m:oMath>
-              <m:r>
-                <m:t>P</m:t>
-              </m:r>
-              <m:r>
-                <m:rPr>
-                  <m:sty m:val="p"/>
-                </m:rPr>
-                <m:t>→</m:t>
-              </m:r>
-              <m:r>
-                <m:t>Q</m:t>
-              </m:r>
-            </m:oMath>
-          </w:p>
-        </w:tc>
-      </w:tr>
-      <w:tr>
-        <w:tc>
-          <w:tcPr/>
-          <w:p>
-            <w:pPr>
-              <w:pStyle w:val="Compact"/>
-              <w:jc w:val="left"/>
-            </w:pPr>
-            <w:r>
-              <w:t xml:space="preserve">T</w:t>
-            </w:r>
-          </w:p>
-        </w:tc>
-        <w:tc>
-          <w:tcPr/>
-          <w:p>
-            <w:pPr>
-              <w:pStyle w:val="Compact"/>
-              <w:jc w:val="left"/>
-            </w:pPr>
-            <w:r>
-              <w:t xml:space="preserve">T</w:t>
-            </w:r>
-          </w:p>
-        </w:tc>
-        <w:tc>
-          <w:tcPr/>
-          <w:p>
-            <w:pPr>
-              <w:pStyle w:val="Compact"/>
-              <w:jc w:val="left"/>
-            </w:pPr>
-            <w:r>
-              <w:t xml:space="preserve">T</w:t>
-            </w:r>
-          </w:p>
-        </w:tc>
-      </w:tr>
-      <w:tr>
-        <w:tc>
-          <w:tcPr/>
-          <w:p>
-            <w:pPr>
-              <w:pStyle w:val="Compact"/>
-              <w:jc w:val="left"/>
-            </w:pPr>
-            <w:r>
-              <w:t xml:space="preserve">T</w:t>
-            </w:r>
-          </w:p>
-        </w:tc>
-        <w:tc>
-          <w:tcPr/>
-          <w:p>
-            <w:pPr>
-              <w:pStyle w:val="Compact"/>
-              <w:jc w:val="left"/>
-            </w:pPr>
-            <w:r>
-              <w:t xml:space="preserve">F</w:t>
-            </w:r>
-          </w:p>
-        </w:tc>
-        <w:tc>
-          <w:tcPr/>
-          <w:p>
-            <w:pPr>
-              <w:pStyle w:val="Compact"/>
-              <w:jc w:val="left"/>
-            </w:pPr>
-            <w:r>
-              <w:t xml:space="preserve">F</w:t>
-            </w:r>
-          </w:p>
-        </w:tc>
-      </w:tr>
-      <w:tr>
-        <w:tc>
-          <w:tcPr/>
-          <w:p>
-            <w:pPr>
-              <w:pStyle w:val="Compact"/>
-              <w:jc w:val="left"/>
-            </w:pPr>
-            <w:r>
-              <w:t xml:space="preserve">F</w:t>
-            </w:r>
-          </w:p>
-        </w:tc>
-        <w:tc>
-          <w:tcPr/>
-          <w:p>
-            <w:pPr>
-              <w:pStyle w:val="Compact"/>
-              <w:jc w:val="left"/>
-            </w:pPr>
-            <w:r>
-              <w:t xml:space="preserve">T</w:t>
-            </w:r>
-          </w:p>
-        </w:tc>
-        <w:tc>
-          <w:tcPr/>
-          <w:p>
-            <w:pPr>
-              <w:pStyle w:val="Compact"/>
-              <w:jc w:val="left"/>
-            </w:pPr>
-            <w:r>
-              <w:t xml:space="preserve">T</w:t>
-            </w:r>
-          </w:p>
-        </w:tc>
-      </w:tr>
-      <w:tr>
-        <w:tc>
-          <w:tcPr/>
-          <w:p>
-            <w:pPr>
-              <w:pStyle w:val="Compact"/>
-              <w:jc w:val="left"/>
-            </w:pPr>
-            <w:r>
-              <w:t xml:space="preserve">F</w:t>
-            </w:r>
-          </w:p>
-        </w:tc>
-        <w:tc>
-          <w:tcPr/>
-          <w:p>
-            <w:pPr>
-              <w:pStyle w:val="Compact"/>
-              <w:jc w:val="left"/>
-            </w:pPr>
-            <w:r>
-              <w:t xml:space="preserve">F</w:t>
-            </w:r>
-          </w:p>
-        </w:tc>
-        <w:tc>
-          <w:tcPr/>
-          <w:p>
-            <w:pPr>
-              <w:pStyle w:val="Compact"/>
-              <w:jc w:val="left"/>
-            </w:pPr>
-            <w:r>
-              <w:t xml:space="preserve">T</w:t>
-            </w:r>
-          </w:p>
-        </w:tc>
-      </w:tr>
-    </w:tbl>
-    <w:p>
-      <w:pPr>
-        <w:pStyle w:val="BodyText"/>
-      </w:pPr>
-      <w:r>
-        <w:rPr>
-          <w:b/>
-          <w:bCs/>
-        </w:rPr>
-        <w:t xml:space="preserve">3.2.</w:t>
-      </w:r>
-      <w:r>
-        <w:t xml:space="preserve"> </w:t>
-      </w:r>
-      <m:oMath>
-        <m:r>
-          <m:rPr>
-            <m:sty m:val="p"/>
-          </m:rPr>
-          <m:t>¬</m:t>
-        </m:r>
-        <m:r>
-          <m:t>P</m:t>
-        </m:r>
-      </m:oMath>
-    </w:p>
-    <w:tbl>
-      <w:tblPr>
-        <w:tblStyle w:val="Table"/>
-        <w:tblW w:type="auto" w:w="0"/>
-        <w:tblLook w:firstRow="1" w:lastRow="0" w:firstColumn="0" w:lastColumn="0" w:noHBand="0" w:noVBand="0" w:val="0020"/>
-      </w:tblPr>
-      <w:tblGrid>
-        <w:gridCol w:w="3960"/>
-        <w:gridCol w:w="3960"/>
-      </w:tblGrid>
-      <w:tr>
-        <w:trPr>
-          <w:tblHeader w:val="on"/>
-        </w:trPr>
-        <w:tc>
-          <w:tcPr/>
-          <w:p>
-            <w:pPr>
-              <w:pStyle w:val="Compact"/>
-              <w:jc w:val="left"/>
-            </w:pPr>
-            <m:oMath>
-              <m:r>
-                <m:t>P</m:t>
-              </m:r>
-            </m:oMath>
-          </w:p>
-        </w:tc>
-        <w:tc>
-          <w:tcPr/>
-          <w:p>
-            <w:pPr>
-              <w:pStyle w:val="Compact"/>
-              <w:jc w:val="left"/>
-            </w:pPr>
-            <m:oMath>
-              <m:r>
-                <m:rPr>
-                  <m:sty m:val="p"/>
-                </m:rPr>
-                <m:t>¬</m:t>
-              </m:r>
-              <m:r>
-                <m:t>P</m:t>
-              </m:r>
-            </m:oMath>
-          </w:p>
-        </w:tc>
-      </w:tr>
-      <w:tr>
-        <w:tc>
-          <w:tcPr/>
-          <w:p>
-            <w:pPr>
-              <w:pStyle w:val="Compact"/>
-              <w:jc w:val="left"/>
-            </w:pPr>
-            <w:r>
-              <w:t xml:space="preserve">T</w:t>
-            </w:r>
-          </w:p>
-        </w:tc>
-        <w:tc>
-          <w:tcPr/>
-          <w:p>
-            <w:pPr>
-              <w:pStyle w:val="Compact"/>
-              <w:jc w:val="left"/>
-            </w:pPr>
-            <w:r>
-              <w:t xml:space="preserve">F</w:t>
-            </w:r>
-          </w:p>
-        </w:tc>
-      </w:tr>
-      <w:tr>
-        <w:tc>
-          <w:tcPr/>
-          <w:p>
-            <w:pPr>
-              <w:pStyle w:val="Compact"/>
-              <w:jc w:val="left"/>
-            </w:pPr>
-            <w:r>
-              <w:t xml:space="preserve">F</w:t>
-            </w:r>
-          </w:p>
-        </w:tc>
-        <w:tc>
-          <w:tcPr/>
-          <w:p>
-            <w:pPr>
-              <w:pStyle w:val="Compact"/>
-              <w:jc w:val="left"/>
-            </w:pPr>
-            <w:r>
-              <w:t xml:space="preserve">T</w:t>
-            </w:r>
-          </w:p>
-        </w:tc>
-      </w:tr>
-    </w:tbl>
-    <w:p>
-      <w:pPr>
-        <w:pStyle w:val="BodyText"/>
-      </w:pPr>
-      <w:r>
-        <w:rPr>
-          <w:b/>
-          <w:bCs/>
-        </w:rPr>
-        <w:t xml:space="preserve">3.3.</w:t>
-      </w:r>
-      <w:r>
-        <w:t xml:space="preserve"> </w:t>
-      </w:r>
-      <m:oMath>
-        <m:d>
-          <m:dPr>
-            <m:begChr m:val="("/>
-            <m:sepChr m:val=""/>
-            <m:endChr m:val=")"/>
-            <m:grow/>
-          </m:dPr>
-          <m:e>
-            <m:r>
-              <m:t>P</m:t>
-            </m:r>
-            <m:r>
-              <m:rPr>
-                <m:sty m:val="p"/>
-              </m:rPr>
-              <m:t>∨</m:t>
-            </m:r>
-            <m:r>
-              <m:t>Q</m:t>
-            </m:r>
-          </m:e>
-        </m:d>
-        <m:r>
-          <m:rPr>
-            <m:sty m:val="p"/>
-          </m:rPr>
-          <m:t>∧</m:t>
-        </m:r>
-        <m:r>
-          <m:rPr>
-            <m:sty m:val="p"/>
-          </m:rPr>
-          <m:t>¬</m:t>
         </m:r>
         <m:r>
           <m:t>Q</m:t>
@@ -1122,34 +675,237 @@
               <w:jc w:val="left"/>
             </w:pPr>
             <m:oMath>
-              <m:d>
-                <m:dPr>
-                  <m:begChr m:val="("/>
-                  <m:sepChr m:val=""/>
-                  <m:endChr m:val=")"/>
-                  <m:grow/>
-                </m:dPr>
-                <m:e>
-                  <m:r>
-                    <m:t>P</m:t>
-                  </m:r>
-                  <m:r>
-                    <m:rPr>
-                      <m:sty m:val="p"/>
-                    </m:rPr>
-                    <m:t>∨</m:t>
-                  </m:r>
-                  <m:r>
-                    <m:t>Q</m:t>
-                  </m:r>
-                </m:e>
-              </m:d>
+              <m:r>
+                <m:t>P</m:t>
+              </m:r>
               <m:r>
                 <m:rPr>
                   <m:sty m:val="p"/>
                 </m:rPr>
-                <m:t>∧</m:t>
-              </m:r>
+                <m:t>→</m:t>
+              </m:r>
+              <m:r>
+                <m:t>Q</m:t>
+              </m:r>
+            </m:oMath>
+          </w:p>
+        </w:tc>
+      </w:tr>
+      <w:tr>
+        <w:tc>
+          <w:tcPr/>
+          <w:p>
+            <w:pPr>
+              <w:pStyle w:val="Compact"/>
+              <w:jc w:val="left"/>
+            </w:pPr>
+            <w:r>
+              <w:t xml:space="preserve">T</w:t>
+            </w:r>
+          </w:p>
+        </w:tc>
+        <w:tc>
+          <w:tcPr/>
+          <w:p>
+            <w:pPr>
+              <w:pStyle w:val="Compact"/>
+              <w:jc w:val="left"/>
+            </w:pPr>
+            <w:r>
+              <w:t xml:space="preserve">T</w:t>
+            </w:r>
+          </w:p>
+        </w:tc>
+        <w:tc>
+          <w:tcPr/>
+          <w:p>
+            <w:pPr>
+              <w:pStyle w:val="Compact"/>
+              <w:jc w:val="left"/>
+            </w:pPr>
+            <w:r>
+              <w:t xml:space="preserve">T</w:t>
+            </w:r>
+          </w:p>
+        </w:tc>
+      </w:tr>
+      <w:tr>
+        <w:tc>
+          <w:tcPr/>
+          <w:p>
+            <w:pPr>
+              <w:pStyle w:val="Compact"/>
+              <w:jc w:val="left"/>
+            </w:pPr>
+            <w:r>
+              <w:t xml:space="preserve">T</w:t>
+            </w:r>
+          </w:p>
+        </w:tc>
+        <w:tc>
+          <w:tcPr/>
+          <w:p>
+            <w:pPr>
+              <w:pStyle w:val="Compact"/>
+              <w:jc w:val="left"/>
+            </w:pPr>
+            <w:r>
+              <w:t xml:space="preserve">F</w:t>
+            </w:r>
+          </w:p>
+        </w:tc>
+        <w:tc>
+          <w:tcPr/>
+          <w:p>
+            <w:pPr>
+              <w:pStyle w:val="Compact"/>
+              <w:jc w:val="left"/>
+            </w:pPr>
+            <w:r>
+              <w:t xml:space="preserve">F</w:t>
+            </w:r>
+          </w:p>
+        </w:tc>
+      </w:tr>
+      <w:tr>
+        <w:tc>
+          <w:tcPr/>
+          <w:p>
+            <w:pPr>
+              <w:pStyle w:val="Compact"/>
+              <w:jc w:val="left"/>
+            </w:pPr>
+            <w:r>
+              <w:t xml:space="preserve">F</w:t>
+            </w:r>
+          </w:p>
+        </w:tc>
+        <w:tc>
+          <w:tcPr/>
+          <w:p>
+            <w:pPr>
+              <w:pStyle w:val="Compact"/>
+              <w:jc w:val="left"/>
+            </w:pPr>
+            <w:r>
+              <w:t xml:space="preserve">T</w:t>
+            </w:r>
+          </w:p>
+        </w:tc>
+        <w:tc>
+          <w:tcPr/>
+          <w:p>
+            <w:pPr>
+              <w:pStyle w:val="Compact"/>
+              <w:jc w:val="left"/>
+            </w:pPr>
+            <w:r>
+              <w:t xml:space="preserve">T</w:t>
+            </w:r>
+          </w:p>
+        </w:tc>
+      </w:tr>
+      <w:tr>
+        <w:tc>
+          <w:tcPr/>
+          <w:p>
+            <w:pPr>
+              <w:pStyle w:val="Compact"/>
+              <w:jc w:val="left"/>
+            </w:pPr>
+            <w:r>
+              <w:t xml:space="preserve">F</w:t>
+            </w:r>
+          </w:p>
+        </w:tc>
+        <w:tc>
+          <w:tcPr/>
+          <w:p>
+            <w:pPr>
+              <w:pStyle w:val="Compact"/>
+              <w:jc w:val="left"/>
+            </w:pPr>
+            <w:r>
+              <w:t xml:space="preserve">F</w:t>
+            </w:r>
+          </w:p>
+        </w:tc>
+        <w:tc>
+          <w:tcPr/>
+          <w:p>
+            <w:pPr>
+              <w:pStyle w:val="Compact"/>
+              <w:jc w:val="left"/>
+            </w:pPr>
+            <w:r>
+              <w:t xml:space="preserve">T</w:t>
+            </w:r>
+          </w:p>
+        </w:tc>
+      </w:tr>
+    </w:tbl>
+    <w:p>
+      <w:pPr>
+        <w:pStyle w:val="BodyText"/>
+      </w:pPr>
+      <w:r>
+        <w:rPr>
+          <w:b/>
+          <w:bCs/>
+        </w:rPr>
+        <w:t xml:space="preserve">3.2.</w:t>
+      </w:r>
+      <w:r>
+        <w:t xml:space="preserve"> </w:t>
+      </w:r>
+      <m:oMath>
+        <m:r>
+          <m:rPr>
+            <m:sty m:val="p"/>
+          </m:rPr>
+          <m:t>¬</m:t>
+        </m:r>
+        <m:r>
+          <m:t>P</m:t>
+        </m:r>
+      </m:oMath>
+    </w:p>
+    <w:tbl>
+      <w:tblPr>
+        <w:tblStyle w:val="Table"/>
+        <w:tblW w:type="auto" w:w="0"/>
+        <w:tblLook w:firstRow="1" w:lastRow="0" w:firstColumn="0" w:lastColumn="0" w:noHBand="0" w:noVBand="0" w:val="0020"/>
+      </w:tblPr>
+      <w:tblGrid>
+        <w:gridCol w:w="3960"/>
+        <w:gridCol w:w="3960"/>
+      </w:tblGrid>
+      <w:tr>
+        <w:trPr>
+          <w:tblHeader w:val="on"/>
+        </w:trPr>
+        <w:tc>
+          <w:tcPr/>
+          <w:p>
+            <w:pPr>
+              <w:pStyle w:val="Compact"/>
+              <w:jc w:val="left"/>
+            </w:pPr>
+            <m:oMath>
+              <m:r>
+                <m:t>P</m:t>
+              </m:r>
+            </m:oMath>
+          </w:p>
+        </w:tc>
+        <w:tc>
+          <w:tcPr/>
+          <w:p>
+            <w:pPr>
+              <w:pStyle w:val="Compact"/>
+              <w:jc w:val="left"/>
+            </w:pPr>
+            <m:oMath>
               <m:r>
                 <m:rPr>
                   <m:sty m:val="p"/>
@@ -1157,7 +913,7 @@
                 <m:t>¬</m:t>
               </m:r>
               <m:r>
-                <m:t>Q</m:t>
+                <m:t>P</m:t>
               </m:r>
             </m:oMath>
           </w:p>
@@ -1184,18 +940,6 @@
               <w:jc w:val="left"/>
             </w:pPr>
             <w:r>
-              <w:t xml:space="preserve">T</w:t>
-            </w:r>
-          </w:p>
-        </w:tc>
-        <w:tc>
-          <w:tcPr/>
-          <w:p>
-            <w:pPr>
-              <w:pStyle w:val="Compact"/>
-              <w:jc w:val="left"/>
-            </w:pPr>
-            <w:r>
               <w:t xml:space="preserve">F</w:t>
             </w:r>
           </w:p>
@@ -1210,107 +954,19 @@
               <w:jc w:val="left"/>
             </w:pPr>
             <w:r>
-              <w:t xml:space="preserve">T</w:t>
-            </w:r>
-          </w:p>
-        </w:tc>
-        <w:tc>
-          <w:tcPr/>
-          <w:p>
-            <w:pPr>
-              <w:pStyle w:val="Compact"/>
-              <w:jc w:val="left"/>
-            </w:pPr>
-            <w:r>
-              <w:t xml:space="preserve">F</w:t>
-            </w:r>
-          </w:p>
-        </w:tc>
-        <w:tc>
-          <w:tcPr/>
-          <w:p>
-            <w:pPr>
-              <w:pStyle w:val="Compact"/>
-              <w:jc w:val="left"/>
-            </w:pPr>
-            <w:r>
-              <w:t xml:space="preserve">T</w:t>
-            </w:r>
-          </w:p>
-        </w:tc>
-      </w:tr>
-      <w:tr>
-        <w:tc>
-          <w:tcPr/>
-          <w:p>
-            <w:pPr>
-              <w:pStyle w:val="Compact"/>
-              <w:jc w:val="left"/>
-            </w:pPr>
-            <w:r>
-              <w:t xml:space="preserve">F</w:t>
-            </w:r>
-          </w:p>
-        </w:tc>
-        <w:tc>
-          <w:tcPr/>
-          <w:p>
-            <w:pPr>
-              <w:pStyle w:val="Compact"/>
-              <w:jc w:val="left"/>
-            </w:pPr>
-            <w:r>
-              <w:t xml:space="preserve">T</w:t>
-            </w:r>
-          </w:p>
-        </w:tc>
-        <w:tc>
-          <w:tcPr/>
-          <w:p>
-            <w:pPr>
-              <w:pStyle w:val="Compact"/>
-              <w:jc w:val="left"/>
-            </w:pPr>
-            <w:r>
-              <w:t xml:space="preserve">F</w:t>
-            </w:r>
-          </w:p>
-        </w:tc>
-      </w:tr>
-      <w:tr>
-        <w:tc>
-          <w:tcPr/>
-          <w:p>
-            <w:pPr>
-              <w:pStyle w:val="Compact"/>
-              <w:jc w:val="left"/>
-            </w:pPr>
-            <w:r>
-              <w:t xml:space="preserve">F</w:t>
-            </w:r>
-          </w:p>
-        </w:tc>
-        <w:tc>
-          <w:tcPr/>
-          <w:p>
-            <w:pPr>
-              <w:pStyle w:val="Compact"/>
-              <w:jc w:val="left"/>
-            </w:pPr>
-            <w:r>
-              <w:t xml:space="preserve">F</w:t>
-            </w:r>
-          </w:p>
-        </w:tc>
-        <w:tc>
-          <w:tcPr/>
-          <w:p>
-            <w:pPr>
-              <w:pStyle w:val="Compact"/>
-              <w:jc w:val="left"/>
-            </w:pPr>
-            <w:r>
-              <w:t xml:space="preserve">F</w:t>
+              <w:t xml:space="preserve">F</w:t>
+            </w:r>
+          </w:p>
+        </w:tc>
+        <w:tc>
+          <w:tcPr/>
+          <w:p>
+            <w:pPr>
+              <w:pStyle w:val="Compact"/>
+              <w:jc w:val="left"/>
+            </w:pPr>
+            <w:r>
+              <w:t xml:space="preserve">T</w:t>
             </w:r>
           </w:p>
         </w:tc>
@@ -1325,7 +981,7 @@
           <w:b/>
           <w:bCs/>
         </w:rPr>
-        <w:t xml:space="preserve">3.4.</w:t>
+        <w:t xml:space="preserve">3.3.</w:t>
       </w:r>
       <w:r>
         <w:t xml:space="preserve"> </w:t>
@@ -1335,30 +991,41 @@
           <m:rPr>
             <m:sty m:val="p"/>
           </m:rPr>
+          <m:t>(</m:t>
+        </m:r>
+        <m:r>
+          <m:t>P</m:t>
+        </m:r>
+        <m:r>
+          <m:rPr>
+            <m:sty m:val="p"/>
+          </m:rPr>
+          <m:t>∨</m:t>
+        </m:r>
+        <m:r>
+          <m:t>Q</m:t>
+        </m:r>
+        <m:r>
+          <m:rPr>
+            <m:sty m:val="p"/>
+          </m:rPr>
+          <m:t>)</m:t>
+        </m:r>
+        <m:r>
+          <m:rPr>
+            <m:sty m:val="p"/>
+          </m:rPr>
+          <m:t>∧</m:t>
+        </m:r>
+        <m:r>
+          <m:rPr>
+            <m:sty m:val="p"/>
+          </m:rPr>
           <m:t>¬</m:t>
         </m:r>
-        <m:d>
-          <m:dPr>
-            <m:begChr m:val="("/>
-            <m:sepChr m:val=""/>
-            <m:endChr m:val=")"/>
-            <m:grow/>
-          </m:dPr>
-          <m:e>
-            <m:r>
-              <m:t>P</m:t>
-            </m:r>
-            <m:r>
-              <m:rPr>
-                <m:sty m:val="p"/>
-              </m:rPr>
-              <m:t>↔</m:t>
-            </m:r>
-            <m:r>
-              <m:t>Q</m:t>
-            </m:r>
-          </m:e>
-        </m:d>
+        <m:r>
+          <m:t>Q</m:t>
+        </m:r>
       </m:oMath>
     </w:p>
     <w:tbl>
@@ -1416,30 +1083,41 @@
                 <m:rPr>
                   <m:sty m:val="p"/>
                 </m:rPr>
+                <m:t>(</m:t>
+              </m:r>
+              <m:r>
+                <m:t>P</m:t>
+              </m:r>
+              <m:r>
+                <m:rPr>
+                  <m:sty m:val="p"/>
+                </m:rPr>
+                <m:t>∨</m:t>
+              </m:r>
+              <m:r>
+                <m:t>Q</m:t>
+              </m:r>
+              <m:r>
+                <m:rPr>
+                  <m:sty m:val="p"/>
+                </m:rPr>
+                <m:t>)</m:t>
+              </m:r>
+              <m:r>
+                <m:rPr>
+                  <m:sty m:val="p"/>
+                </m:rPr>
+                <m:t>∧</m:t>
+              </m:r>
+              <m:r>
+                <m:rPr>
+                  <m:sty m:val="p"/>
+                </m:rPr>
                 <m:t>¬</m:t>
               </m:r>
-              <m:d>
-                <m:dPr>
-                  <m:begChr m:val="("/>
-                  <m:sepChr m:val=""/>
-                  <m:endChr m:val=")"/>
-                  <m:grow/>
-                </m:dPr>
-                <m:e>
-                  <m:r>
-                    <m:t>P</m:t>
-                  </m:r>
-                  <m:r>
-                    <m:rPr>
-                      <m:sty m:val="p"/>
-                    </m:rPr>
-                    <m:t>↔</m:t>
-                  </m:r>
-                  <m:r>
-                    <m:t>Q</m:t>
-                  </m:r>
-                </m:e>
-              </m:d>
+              <m:r>
+                <m:t>Q</m:t>
+              </m:r>
             </m:oMath>
           </w:p>
         </w:tc>
@@ -1553,7 +1231,7 @@
               <w:jc w:val="left"/>
             </w:pPr>
             <w:r>
-              <w:t xml:space="preserve">T</w:t>
+              <w:t xml:space="preserve">F</w:t>
             </w:r>
           </w:p>
         </w:tc>
@@ -1606,7 +1284,7 @@
           <w:b/>
           <w:bCs/>
         </w:rPr>
-        <w:t xml:space="preserve">3.5.</w:t>
+        <w:t xml:space="preserve">3.4.</w:t>
       </w:r>
       <w:r>
         <w:t xml:space="preserve"> </w:t>
@@ -1618,28 +1296,30 @@
           </m:rPr>
           <m:t>¬</m:t>
         </m:r>
-        <m:d>
-          <m:dPr>
-            <m:begChr m:val="("/>
-            <m:sepChr m:val=""/>
-            <m:endChr m:val=")"/>
-            <m:grow/>
-          </m:dPr>
-          <m:e>
-            <m:r>
-              <m:t>P</m:t>
-            </m:r>
-            <m:r>
-              <m:rPr>
-                <m:sty m:val="p"/>
-              </m:rPr>
-              <m:t>∧</m:t>
-            </m:r>
-            <m:r>
-              <m:t>Q</m:t>
-            </m:r>
-          </m:e>
-        </m:d>
+        <m:r>
+          <m:rPr>
+            <m:sty m:val="p"/>
+          </m:rPr>
+          <m:t>(</m:t>
+        </m:r>
+        <m:r>
+          <m:t>P</m:t>
+        </m:r>
+        <m:r>
+          <m:rPr>
+            <m:sty m:val="p"/>
+          </m:rPr>
+          <m:t>↔</m:t>
+        </m:r>
+        <m:r>
+          <m:t>Q</m:t>
+        </m:r>
+        <m:r>
+          <m:rPr>
+            <m:sty m:val="p"/>
+          </m:rPr>
+          <m:t>)</m:t>
+        </m:r>
       </m:oMath>
     </w:p>
     <w:tbl>
@@ -1699,28 +1379,315 @@
                 </m:rPr>
                 <m:t>¬</m:t>
               </m:r>
-              <m:d>
-                <m:dPr>
-                  <m:begChr m:val="("/>
-                  <m:sepChr m:val=""/>
-                  <m:endChr m:val=")"/>
-                  <m:grow/>
-                </m:dPr>
-                <m:e>
-                  <m:r>
-                    <m:t>P</m:t>
-                  </m:r>
-                  <m:r>
-                    <m:rPr>
-                      <m:sty m:val="p"/>
-                    </m:rPr>
-                    <m:t>∧</m:t>
-                  </m:r>
-                  <m:r>
-                    <m:t>Q</m:t>
-                  </m:r>
-                </m:e>
-              </m:d>
+              <m:r>
+                <m:rPr>
+                  <m:sty m:val="p"/>
+                </m:rPr>
+                <m:t>(</m:t>
+              </m:r>
+              <m:r>
+                <m:t>P</m:t>
+              </m:r>
+              <m:r>
+                <m:rPr>
+                  <m:sty m:val="p"/>
+                </m:rPr>
+                <m:t>↔</m:t>
+              </m:r>
+              <m:r>
+                <m:t>Q</m:t>
+              </m:r>
+              <m:r>
+                <m:rPr>
+                  <m:sty m:val="p"/>
+                </m:rPr>
+                <m:t>)</m:t>
+              </m:r>
+            </m:oMath>
+          </w:p>
+        </w:tc>
+      </w:tr>
+      <w:tr>
+        <w:tc>
+          <w:tcPr/>
+          <w:p>
+            <w:pPr>
+              <w:pStyle w:val="Compact"/>
+              <w:jc w:val="left"/>
+            </w:pPr>
+            <w:r>
+              <w:t xml:space="preserve">T</w:t>
+            </w:r>
+          </w:p>
+        </w:tc>
+        <w:tc>
+          <w:tcPr/>
+          <w:p>
+            <w:pPr>
+              <w:pStyle w:val="Compact"/>
+              <w:jc w:val="left"/>
+            </w:pPr>
+            <w:r>
+              <w:t xml:space="preserve">T</w:t>
+            </w:r>
+          </w:p>
+        </w:tc>
+        <w:tc>
+          <w:tcPr/>
+          <w:p>
+            <w:pPr>
+              <w:pStyle w:val="Compact"/>
+              <w:jc w:val="left"/>
+            </w:pPr>
+            <w:r>
+              <w:t xml:space="preserve">F</w:t>
+            </w:r>
+          </w:p>
+        </w:tc>
+      </w:tr>
+      <w:tr>
+        <w:tc>
+          <w:tcPr/>
+          <w:p>
+            <w:pPr>
+              <w:pStyle w:val="Compact"/>
+              <w:jc w:val="left"/>
+            </w:pPr>
+            <w:r>
+              <w:t xml:space="preserve">T</w:t>
+            </w:r>
+          </w:p>
+        </w:tc>
+        <w:tc>
+          <w:tcPr/>
+          <w:p>
+            <w:pPr>
+              <w:pStyle w:val="Compact"/>
+              <w:jc w:val="left"/>
+            </w:pPr>
+            <w:r>
+              <w:t xml:space="preserve">F</w:t>
+            </w:r>
+          </w:p>
+        </w:tc>
+        <w:tc>
+          <w:tcPr/>
+          <w:p>
+            <w:pPr>
+              <w:pStyle w:val="Compact"/>
+              <w:jc w:val="left"/>
+            </w:pPr>
+            <w:r>
+              <w:t xml:space="preserve">T</w:t>
+            </w:r>
+          </w:p>
+        </w:tc>
+      </w:tr>
+      <w:tr>
+        <w:tc>
+          <w:tcPr/>
+          <w:p>
+            <w:pPr>
+              <w:pStyle w:val="Compact"/>
+              <w:jc w:val="left"/>
+            </w:pPr>
+            <w:r>
+              <w:t xml:space="preserve">F</w:t>
+            </w:r>
+          </w:p>
+        </w:tc>
+        <w:tc>
+          <w:tcPr/>
+          <w:p>
+            <w:pPr>
+              <w:pStyle w:val="Compact"/>
+              <w:jc w:val="left"/>
+            </w:pPr>
+            <w:r>
+              <w:t xml:space="preserve">T</w:t>
+            </w:r>
+          </w:p>
+        </w:tc>
+        <w:tc>
+          <w:tcPr/>
+          <w:p>
+            <w:pPr>
+              <w:pStyle w:val="Compact"/>
+              <w:jc w:val="left"/>
+            </w:pPr>
+            <w:r>
+              <w:t xml:space="preserve">T</w:t>
+            </w:r>
+          </w:p>
+        </w:tc>
+      </w:tr>
+      <w:tr>
+        <w:tc>
+          <w:tcPr/>
+          <w:p>
+            <w:pPr>
+              <w:pStyle w:val="Compact"/>
+              <w:jc w:val="left"/>
+            </w:pPr>
+            <w:r>
+              <w:t xml:space="preserve">F</w:t>
+            </w:r>
+          </w:p>
+        </w:tc>
+        <w:tc>
+          <w:tcPr/>
+          <w:p>
+            <w:pPr>
+              <w:pStyle w:val="Compact"/>
+              <w:jc w:val="left"/>
+            </w:pPr>
+            <w:r>
+              <w:t xml:space="preserve">F</w:t>
+            </w:r>
+          </w:p>
+        </w:tc>
+        <w:tc>
+          <w:tcPr/>
+          <w:p>
+            <w:pPr>
+              <w:pStyle w:val="Compact"/>
+              <w:jc w:val="left"/>
+            </w:pPr>
+            <w:r>
+              <w:t xml:space="preserve">F</w:t>
+            </w:r>
+          </w:p>
+        </w:tc>
+      </w:tr>
+    </w:tbl>
+    <w:p>
+      <w:pPr>
+        <w:pStyle w:val="BodyText"/>
+      </w:pPr>
+      <w:r>
+        <w:rPr>
+          <w:b/>
+          <w:bCs/>
+        </w:rPr>
+        <w:t xml:space="preserve">3.5.</w:t>
+      </w:r>
+      <w:r>
+        <w:t xml:space="preserve"> </w:t>
+      </w:r>
+      <m:oMath>
+        <m:r>
+          <m:rPr>
+            <m:sty m:val="p"/>
+          </m:rPr>
+          <m:t>¬</m:t>
+        </m:r>
+        <m:r>
+          <m:rPr>
+            <m:sty m:val="p"/>
+          </m:rPr>
+          <m:t>(</m:t>
+        </m:r>
+        <m:r>
+          <m:t>P</m:t>
+        </m:r>
+        <m:r>
+          <m:rPr>
+            <m:sty m:val="p"/>
+          </m:rPr>
+          <m:t>∧</m:t>
+        </m:r>
+        <m:r>
+          <m:t>Q</m:t>
+        </m:r>
+        <m:r>
+          <m:rPr>
+            <m:sty m:val="p"/>
+          </m:rPr>
+          <m:t>)</m:t>
+        </m:r>
+      </m:oMath>
+    </w:p>
+    <w:tbl>
+      <w:tblPr>
+        <w:tblStyle w:val="Table"/>
+        <w:tblW w:type="auto" w:w="0"/>
+        <w:tblLook w:firstRow="1" w:lastRow="0" w:firstColumn="0" w:lastColumn="0" w:noHBand="0" w:noVBand="0" w:val="0020"/>
+      </w:tblPr>
+      <w:tblGrid>
+        <w:gridCol w:w="2640"/>
+        <w:gridCol w:w="2640"/>
+        <w:gridCol w:w="2640"/>
+      </w:tblGrid>
+      <w:tr>
+        <w:trPr>
+          <w:tblHeader w:val="on"/>
+        </w:trPr>
+        <w:tc>
+          <w:tcPr/>
+          <w:p>
+            <w:pPr>
+              <w:pStyle w:val="Compact"/>
+              <w:jc w:val="left"/>
+            </w:pPr>
+            <m:oMath>
+              <m:r>
+                <m:t>P</m:t>
+              </m:r>
+            </m:oMath>
+          </w:p>
+        </w:tc>
+        <w:tc>
+          <w:tcPr/>
+          <w:p>
+            <w:pPr>
+              <w:pStyle w:val="Compact"/>
+              <w:jc w:val="left"/>
+            </w:pPr>
+            <m:oMath>
+              <m:r>
+                <m:t>Q</m:t>
+              </m:r>
+            </m:oMath>
+          </w:p>
+        </w:tc>
+        <w:tc>
+          <w:tcPr/>
+          <w:p>
+            <w:pPr>
+              <w:pStyle w:val="Compact"/>
+              <w:jc w:val="left"/>
+            </w:pPr>
+            <m:oMath>
+              <m:r>
+                <m:rPr>
+                  <m:sty m:val="p"/>
+                </m:rPr>
+                <m:t>¬</m:t>
+              </m:r>
+              <m:r>
+                <m:rPr>
+                  <m:sty m:val="p"/>
+                </m:rPr>
+                <m:t>(</m:t>
+              </m:r>
+              <m:r>
+                <m:t>P</m:t>
+              </m:r>
+              <m:r>
+                <m:rPr>
+                  <m:sty m:val="p"/>
+                </m:rPr>
+                <m:t>∧</m:t>
+              </m:r>
+              <m:r>
+                <m:t>Q</m:t>
+              </m:r>
+              <m:r>
+                <m:rPr>
+                  <m:sty m:val="p"/>
+                </m:rPr>
+                <m:t>)</m:t>
+              </m:r>
             </m:oMath>
           </w:p>
         </w:tc>
@@ -1893,28 +1860,30 @@
         <w:t xml:space="preserve"> </w:t>
       </w:r>
       <m:oMath>
-        <m:d>
-          <m:dPr>
-            <m:begChr m:val="("/>
-            <m:sepChr m:val=""/>
-            <m:endChr m:val=")"/>
-            <m:grow/>
-          </m:dPr>
-          <m:e>
-            <m:r>
-              <m:t>P</m:t>
-            </m:r>
-            <m:r>
-              <m:rPr>
-                <m:sty m:val="p"/>
-              </m:rPr>
-              <m:t>→</m:t>
-            </m:r>
-            <m:r>
-              <m:t>Q</m:t>
-            </m:r>
-          </m:e>
-        </m:d>
+        <m:r>
+          <m:rPr>
+            <m:sty m:val="p"/>
+          </m:rPr>
+          <m:t>(</m:t>
+        </m:r>
+        <m:r>
+          <m:t>P</m:t>
+        </m:r>
+        <m:r>
+          <m:rPr>
+            <m:sty m:val="p"/>
+          </m:rPr>
+          <m:t>→</m:t>
+        </m:r>
+        <m:r>
+          <m:t>Q</m:t>
+        </m:r>
+        <m:r>
+          <m:rPr>
+            <m:sty m:val="p"/>
+          </m:rPr>
+          <m:t>)</m:t>
+        </m:r>
         <m:r>
           <m:rPr>
             <m:sty m:val="p"/>
@@ -1992,28 +1961,30 @@
               <w:jc w:val="left"/>
             </w:pPr>
             <m:oMath>
-              <m:d>
-                <m:dPr>
-                  <m:begChr m:val="("/>
-                  <m:sepChr m:val=""/>
-                  <m:endChr m:val=")"/>
-                  <m:grow/>
-                </m:dPr>
-                <m:e>
-                  <m:r>
-                    <m:t>P</m:t>
-                  </m:r>
-                  <m:r>
-                    <m:rPr>
-                      <m:sty m:val="p"/>
-                    </m:rPr>
-                    <m:t>→</m:t>
-                  </m:r>
-                  <m:r>
-                    <m:t>Q</m:t>
-                  </m:r>
-                </m:e>
-              </m:d>
+              <m:r>
+                <m:rPr>
+                  <m:sty m:val="p"/>
+                </m:rPr>
+                <m:t>(</m:t>
+              </m:r>
+              <m:r>
+                <m:t>P</m:t>
+              </m:r>
+              <m:r>
+                <m:rPr>
+                  <m:sty m:val="p"/>
+                </m:rPr>
+                <m:t>→</m:t>
+              </m:r>
+              <m:r>
+                <m:t>Q</m:t>
+              </m:r>
+              <m:r>
+                <m:rPr>
+                  <m:sty m:val="p"/>
+                </m:rPr>
+                <m:t>)</m:t>
+              </m:r>
               <m:r>
                 <m:rPr>
                   <m:sty m:val="p"/>
@@ -2449,47 +2420,51 @@
           </m:rPr>
           <m:t>¬</m:t>
         </m:r>
-        <m:d>
-          <m:dPr>
-            <m:begChr m:val="("/>
-            <m:sepChr m:val=""/>
-            <m:endChr m:val=")"/>
-            <m:grow/>
-          </m:dPr>
-          <m:e>
-            <m:r>
-              <m:t>P</m:t>
-            </m:r>
-            <m:r>
-              <m:rPr>
-                <m:sty m:val="p"/>
-              </m:rPr>
-              <m:t>∨</m:t>
-            </m:r>
-            <m:d>
-              <m:dPr>
-                <m:begChr m:val="("/>
-                <m:sepChr m:val=""/>
-                <m:endChr m:val=")"/>
-                <m:grow/>
-              </m:dPr>
-              <m:e>
-                <m:r>
-                  <m:t>Q</m:t>
-                </m:r>
-                <m:r>
-                  <m:rPr>
-                    <m:sty m:val="p"/>
-                  </m:rPr>
-                  <m:t>∨</m:t>
-                </m:r>
-                <m:r>
-                  <m:t>R</m:t>
-                </m:r>
-              </m:e>
-            </m:d>
-          </m:e>
-        </m:d>
+        <m:r>
+          <m:rPr>
+            <m:sty m:val="p"/>
+          </m:rPr>
+          <m:t>(</m:t>
+        </m:r>
+        <m:r>
+          <m:t>P</m:t>
+        </m:r>
+        <m:r>
+          <m:rPr>
+            <m:sty m:val="p"/>
+          </m:rPr>
+          <m:t>∨</m:t>
+        </m:r>
+        <m:r>
+          <m:rPr>
+            <m:sty m:val="p"/>
+          </m:rPr>
+          <m:t>(</m:t>
+        </m:r>
+        <m:r>
+          <m:t>Q</m:t>
+        </m:r>
+        <m:r>
+          <m:rPr>
+            <m:sty m:val="p"/>
+          </m:rPr>
+          <m:t>∨</m:t>
+        </m:r>
+        <m:r>
+          <m:t>R</m:t>
+        </m:r>
+        <m:r>
+          <m:rPr>
+            <m:sty m:val="p"/>
+          </m:rPr>
+          <m:t>)</m:t>
+        </m:r>
+        <m:r>
+          <m:rPr>
+            <m:sty m:val="p"/>
+          </m:rPr>
+          <m:t>)</m:t>
+        </m:r>
       </m:oMath>
     </w:p>
     <w:tbl>
@@ -2564,47 +2539,51 @@
                 </m:rPr>
                 <m:t>¬</m:t>
               </m:r>
-              <m:d>
-                <m:dPr>
-                  <m:begChr m:val="("/>
-                  <m:sepChr m:val=""/>
-                  <m:endChr m:val=")"/>
-                  <m:grow/>
-                </m:dPr>
-                <m:e>
-                  <m:r>
-                    <m:t>P</m:t>
-                  </m:r>
-                  <m:r>
-                    <m:rPr>
-                      <m:sty m:val="p"/>
-                    </m:rPr>
-                    <m:t>∨</m:t>
-                  </m:r>
-                  <m:d>
-                    <m:dPr>
-                      <m:begChr m:val="("/>
-                      <m:sepChr m:val=""/>
-                      <m:endChr m:val=")"/>
-                      <m:grow/>
-                    </m:dPr>
-                    <m:e>
-                      <m:r>
-                        <m:t>Q</m:t>
-                      </m:r>
-                      <m:r>
-                        <m:rPr>
-                          <m:sty m:val="p"/>
-                        </m:rPr>
-                        <m:t>∨</m:t>
-                      </m:r>
-                      <m:r>
-                        <m:t>R</m:t>
-                      </m:r>
-                    </m:e>
-                  </m:d>
-                </m:e>
-              </m:d>
+              <m:r>
+                <m:rPr>
+                  <m:sty m:val="p"/>
+                </m:rPr>
+                <m:t>(</m:t>
+              </m:r>
+              <m:r>
+                <m:t>P</m:t>
+              </m:r>
+              <m:r>
+                <m:rPr>
+                  <m:sty m:val="p"/>
+                </m:rPr>
+                <m:t>∨</m:t>
+              </m:r>
+              <m:r>
+                <m:rPr>
+                  <m:sty m:val="p"/>
+                </m:rPr>
+                <m:t>(</m:t>
+              </m:r>
+              <m:r>
+                <m:t>Q</m:t>
+              </m:r>
+              <m:r>
+                <m:rPr>
+                  <m:sty m:val="p"/>
+                </m:rPr>
+                <m:t>∨</m:t>
+              </m:r>
+              <m:r>
+                <m:t>R</m:t>
+              </m:r>
+              <m:r>
+                <m:rPr>
+                  <m:sty m:val="p"/>
+                </m:rPr>
+                <m:t>)</m:t>
+              </m:r>
+              <m:r>
+                <m:rPr>
+                  <m:sty m:val="p"/>
+                </m:rPr>
+                <m:t>)</m:t>
+              </m:r>
             </m:oMath>
           </w:p>
         </w:tc>
@@ -3025,53 +3004,57 @@
         <w:t xml:space="preserve"> </w:t>
       </w:r>
       <m:oMath>
-        <m:d>
-          <m:dPr>
-            <m:begChr m:val="("/>
-            <m:sepChr m:val=""/>
-            <m:endChr m:val=")"/>
-            <m:grow/>
-          </m:dPr>
-          <m:e>
-            <m:r>
-              <m:t>P</m:t>
-            </m:r>
-            <m:r>
-              <m:rPr>
-                <m:sty m:val="p"/>
-              </m:rPr>
-              <m:t>↔</m:t>
-            </m:r>
-            <m:r>
-              <m:t>Q</m:t>
-            </m:r>
-          </m:e>
-        </m:d>
+        <m:r>
+          <m:rPr>
+            <m:sty m:val="p"/>
+          </m:rPr>
+          <m:t>(</m:t>
+        </m:r>
+        <m:r>
+          <m:t>P</m:t>
+        </m:r>
+        <m:r>
+          <m:rPr>
+            <m:sty m:val="p"/>
+          </m:rPr>
+          <m:t>↔</m:t>
+        </m:r>
+        <m:r>
+          <m:t>Q</m:t>
+        </m:r>
+        <m:r>
+          <m:rPr>
+            <m:sty m:val="p"/>
+          </m:rPr>
+          <m:t>)</m:t>
+        </m:r>
         <m:r>
           <m:rPr>
             <m:sty m:val="p"/>
           </m:rPr>
           <m:t>∨</m:t>
         </m:r>
-        <m:d>
-          <m:dPr>
-            <m:begChr m:val="("/>
-            <m:sepChr m:val=""/>
-            <m:endChr m:val=")"/>
-            <m:grow/>
-          </m:dPr>
-          <m:e>
-            <m:r>
-              <m:rPr>
-                <m:sty m:val="p"/>
-              </m:rPr>
-              <m:t>¬</m:t>
-            </m:r>
-            <m:r>
-              <m:t>R</m:t>
-            </m:r>
-          </m:e>
-        </m:d>
+        <m:r>
+          <m:rPr>
+            <m:sty m:val="p"/>
+          </m:rPr>
+          <m:t>(</m:t>
+        </m:r>
+        <m:r>
+          <m:rPr>
+            <m:sty m:val="p"/>
+          </m:rPr>
+          <m:t>¬</m:t>
+        </m:r>
+        <m:r>
+          <m:t>R</m:t>
+        </m:r>
+        <m:r>
+          <m:rPr>
+            <m:sty m:val="p"/>
+          </m:rPr>
+          <m:t>)</m:t>
+        </m:r>
       </m:oMath>
     </w:p>
     <w:tbl>
@@ -3140,53 +3123,57 @@
               <w:jc w:val="left"/>
             </w:pPr>
             <m:oMath>
-              <m:d>
-                <m:dPr>
-                  <m:begChr m:val="("/>
-                  <m:sepChr m:val=""/>
-                  <m:endChr m:val=")"/>
-                  <m:grow/>
-                </m:dPr>
-                <m:e>
-                  <m:r>
-                    <m:t>P</m:t>
-                  </m:r>
-                  <m:r>
-                    <m:rPr>
-                      <m:sty m:val="p"/>
-                    </m:rPr>
-                    <m:t>↔</m:t>
-                  </m:r>
-                  <m:r>
-                    <m:t>Q</m:t>
-                  </m:r>
-                </m:e>
-              </m:d>
+              <m:r>
+                <m:rPr>
+                  <m:sty m:val="p"/>
+                </m:rPr>
+                <m:t>(</m:t>
+              </m:r>
+              <m:r>
+                <m:t>P</m:t>
+              </m:r>
+              <m:r>
+                <m:rPr>
+                  <m:sty m:val="p"/>
+                </m:rPr>
+                <m:t>↔</m:t>
+              </m:r>
+              <m:r>
+                <m:t>Q</m:t>
+              </m:r>
+              <m:r>
+                <m:rPr>
+                  <m:sty m:val="p"/>
+                </m:rPr>
+                <m:t>)</m:t>
+              </m:r>
               <m:r>
                 <m:rPr>
                   <m:sty m:val="p"/>
                 </m:rPr>
                 <m:t>∨</m:t>
               </m:r>
-              <m:d>
-                <m:dPr>
-                  <m:begChr m:val="("/>
-                  <m:sepChr m:val=""/>
-                  <m:endChr m:val=")"/>
-                  <m:grow/>
-                </m:dPr>
-                <m:e>
-                  <m:r>
-                    <m:rPr>
-                      <m:sty m:val="p"/>
-                    </m:rPr>
-                    <m:t>¬</m:t>
-                  </m:r>
-                  <m:r>
-                    <m:t>R</m:t>
-                  </m:r>
-                </m:e>
-              </m:d>
+              <m:r>
+                <m:rPr>
+                  <m:sty m:val="p"/>
+                </m:rPr>
+                <m:t>(</m:t>
+              </m:r>
+              <m:r>
+                <m:rPr>
+                  <m:sty m:val="p"/>
+                </m:rPr>
+                <m:t>¬</m:t>
+              </m:r>
+              <m:r>
+                <m:t>R</m:t>
+              </m:r>
+              <m:r>
+                <m:rPr>
+                  <m:sty m:val="p"/>
+                </m:rPr>
+                <m:t>)</m:t>
+              </m:r>
             </m:oMath>
           </w:p>
         </w:tc>
@@ -3592,8 +3579,8 @@
         </w:tc>
       </w:tr>
     </w:tbl>
-    <w:bookmarkEnd w:id="23"/>
-    <w:bookmarkStart w:id="24" w:name="q4-equivalence"/>
+    <w:bookmarkEnd w:id="12"/>
+    <w:bookmarkStart w:id="13" w:name="q4-equivalence"/>
     <w:p>
       <w:pPr>
         <w:pStyle w:val="Heading2"/>
@@ -3623,28 +3610,30 @@
           </m:rPr>
           <m:t>¬</m:t>
         </m:r>
-        <m:d>
-          <m:dPr>
-            <m:begChr m:val="("/>
-            <m:sepChr m:val=""/>
-            <m:endChr m:val=")"/>
-            <m:grow/>
-          </m:dPr>
-          <m:e>
-            <m:r>
-              <m:t>P</m:t>
-            </m:r>
-            <m:r>
-              <m:rPr>
-                <m:sty m:val="p"/>
-              </m:rPr>
-              <m:t>∧</m:t>
-            </m:r>
-            <m:r>
-              <m:t>Q</m:t>
-            </m:r>
-          </m:e>
-        </m:d>
+        <m:r>
+          <m:rPr>
+            <m:sty m:val="p"/>
+          </m:rPr>
+          <m:t>(</m:t>
+        </m:r>
+        <m:r>
+          <m:t>P</m:t>
+        </m:r>
+        <m:r>
+          <m:rPr>
+            <m:sty m:val="p"/>
+          </m:rPr>
+          <m:t>∧</m:t>
+        </m:r>
+        <m:r>
+          <m:t>Q</m:t>
+        </m:r>
+        <m:r>
+          <m:rPr>
+            <m:sty m:val="p"/>
+          </m:rPr>
+          <m:t>)</m:t>
+        </m:r>
       </m:oMath>
       <w:r>
         <w:t xml:space="preserve"> </w:t>
@@ -3656,50 +3645,54 @@
         <w:t xml:space="preserve"> </w:t>
       </w:r>
       <m:oMath>
-        <m:d>
-          <m:dPr>
-            <m:begChr m:val="("/>
-            <m:sepChr m:val=""/>
-            <m:endChr m:val=")"/>
-            <m:grow/>
-          </m:dPr>
-          <m:e>
-            <m:r>
-              <m:rPr>
-                <m:sty m:val="p"/>
-              </m:rPr>
-              <m:t>¬</m:t>
-            </m:r>
-            <m:r>
-              <m:t>P</m:t>
-            </m:r>
-          </m:e>
-        </m:d>
+        <m:r>
+          <m:rPr>
+            <m:sty m:val="p"/>
+          </m:rPr>
+          <m:t>(</m:t>
+        </m:r>
+        <m:r>
+          <m:rPr>
+            <m:sty m:val="p"/>
+          </m:rPr>
+          <m:t>¬</m:t>
+        </m:r>
+        <m:r>
+          <m:t>P</m:t>
+        </m:r>
+        <m:r>
+          <m:rPr>
+            <m:sty m:val="p"/>
+          </m:rPr>
+          <m:t>)</m:t>
+        </m:r>
         <m:r>
           <m:rPr>
             <m:sty m:val="p"/>
           </m:rPr>
           <m:t>∨</m:t>
         </m:r>
-        <m:d>
-          <m:dPr>
-            <m:begChr m:val="("/>
-            <m:sepChr m:val=""/>
-            <m:endChr m:val=")"/>
-            <m:grow/>
-          </m:dPr>
-          <m:e>
-            <m:r>
-              <m:rPr>
-                <m:sty m:val="p"/>
-              </m:rPr>
-              <m:t>¬</m:t>
-            </m:r>
-            <m:r>
-              <m:t>Q</m:t>
-            </m:r>
-          </m:e>
-        </m:d>
+        <m:r>
+          <m:rPr>
+            <m:sty m:val="p"/>
+          </m:rPr>
+          <m:t>(</m:t>
+        </m:r>
+        <m:r>
+          <m:rPr>
+            <m:sty m:val="p"/>
+          </m:rPr>
+          <m:t>¬</m:t>
+        </m:r>
+        <m:r>
+          <m:t>Q</m:t>
+        </m:r>
+        <m:r>
+          <m:rPr>
+            <m:sty m:val="p"/>
+          </m:rPr>
+          <m:t>)</m:t>
+        </m:r>
       </m:oMath>
       <w:r>
         <w:t xml:space="preserve"> </w:t>
@@ -3817,25 +3810,27 @@
         <w:t xml:space="preserve"> </w:t>
       </w:r>
       <m:oMath>
-        <m:d>
-          <m:dPr>
-            <m:begChr m:val="("/>
-            <m:sepChr m:val=""/>
-            <m:endChr m:val=")"/>
-            <m:grow/>
-          </m:dPr>
-          <m:e>
-            <m:r>
-              <m:rPr>
-                <m:sty m:val="p"/>
-              </m:rPr>
-              <m:t>¬</m:t>
-            </m:r>
-            <m:r>
-              <m:t>P</m:t>
-            </m:r>
-          </m:e>
-        </m:d>
+        <m:r>
+          <m:rPr>
+            <m:sty m:val="p"/>
+          </m:rPr>
+          <m:t>(</m:t>
+        </m:r>
+        <m:r>
+          <m:rPr>
+            <m:sty m:val="p"/>
+          </m:rPr>
+          <m:t>¬</m:t>
+        </m:r>
+        <m:r>
+          <m:t>P</m:t>
+        </m:r>
+        <m:r>
+          <m:rPr>
+            <m:sty m:val="p"/>
+          </m:rPr>
+          <m:t>)</m:t>
+        </m:r>
         <m:r>
           <m:rPr>
             <m:sty m:val="p"/>
@@ -3897,28 +3892,30 @@
           </m:rPr>
           <m:t>¬</m:t>
         </m:r>
-        <m:d>
-          <m:dPr>
-            <m:begChr m:val="("/>
-            <m:sepChr m:val=""/>
-            <m:endChr m:val=")"/>
-            <m:grow/>
-          </m:dPr>
-          <m:e>
-            <m:r>
-              <m:t>P</m:t>
-            </m:r>
-            <m:r>
-              <m:rPr>
-                <m:sty m:val="p"/>
-              </m:rPr>
-              <m:t>∨</m:t>
-            </m:r>
-            <m:r>
-              <m:t>Q</m:t>
-            </m:r>
-          </m:e>
-        </m:d>
+        <m:r>
+          <m:rPr>
+            <m:sty m:val="p"/>
+          </m:rPr>
+          <m:t>(</m:t>
+        </m:r>
+        <m:r>
+          <m:t>P</m:t>
+        </m:r>
+        <m:r>
+          <m:rPr>
+            <m:sty m:val="p"/>
+          </m:rPr>
+          <m:t>∨</m:t>
+        </m:r>
+        <m:r>
+          <m:t>Q</m:t>
+        </m:r>
+        <m:r>
+          <m:rPr>
+            <m:sty m:val="p"/>
+          </m:rPr>
+          <m:t>)</m:t>
+        </m:r>
       </m:oMath>
       <w:r>
         <w:t xml:space="preserve"> </w:t>
@@ -3927,8 +3924,8 @@
         <w:t xml:space="preserve">are not logically equivalent.</w:t>
       </w:r>
     </w:p>
-    <w:bookmarkEnd w:id="24"/>
-    <w:bookmarkStart w:id="26" w:name="version-history-and-licensing"/>
+    <w:bookmarkEnd w:id="13"/>
+    <w:bookmarkStart w:id="15" w:name="version-history-and-licensing"/>
     <w:p>
       <w:pPr>
         <w:pStyle w:val="Heading2"/>
@@ -3949,7 +3946,7 @@
       <w:pPr>
         <w:pStyle w:val="BodyText"/>
       </w:pPr>
-      <w:hyperlink r:id="rId25">
+      <w:hyperlink r:id="rId14">
         <w:r>
           <w:rPr>
             <w:rStyle w:val="Hyperlink"/>
@@ -3958,7 +3955,7 @@
         </w:r>
       </w:hyperlink>
     </w:p>
-    <w:bookmarkEnd w:id="26"/>
+    <w:bookmarkEnd w:id="15"/>
     <w:sectPr>
       <w:pgSz w:h="15840" w:w="12240"/>
       <w:pgMar w:bottom="1440" w:footer="720" w:gutter="0" w:header="720" w:left="1440" w:right="1440" w:top="1440"/>
